--- a/블로그글작성/판례/폐기물_대법원_시리즈/판례_대법원2023두35661_폐기물처리사업계획서반려행정청재량은어디까지일까요.docx
+++ b/블로그글작성/판례/폐기물_대법원_시리즈/판례_대법원2023두35661_폐기물처리사업계획서반려행정청재량은어디까지일까요.docx
@@ -449,7 +449,7 @@
           <w:rFonts w:ascii="맑은 고딕" w:hAnsi="맑은 고딕" w:eastAsia="맑은 고딕" w:cs="맑은 고딕"/>
           <w:color w:val="000000"/>
         </w:rPr>
-        <w:t>원심의 판단은 그대로 받아들이기 어렵다.</w:t>
+        <w:t>① 원심의 판단은 그대로 받아들이기 어렵다.</w:t>
       </w:r>
       <w:r>
         <w:rPr>
@@ -463,7 +463,7 @@
           <w:rFonts w:ascii="맑은 고딕" w:hAnsi="맑은 고딕" w:eastAsia="맑은 고딕" w:cs="맑은 고딕"/>
           <w:color w:val="000000"/>
         </w:rPr>
-        <w:t>1) 피고가 반려처분서에 처분사유를 ‘폐기물관리법 제25조 제7항 및 이 사건 지침 제3조에 따른 주민 건강 및 주변 환경 영향 여부를 확인하기 위한 주민동의서 미제출’이라고만 기재하였으나, 이 사건 소송과정에서 ① 비산먼지나 그 밖의 오염물질이 가까운 거리에 있는 주민생활에 영향을 줄 우려가 있고, ② 「소음·진동관리법 시행규칙」 제2조의2 [별표 1]에 의해 소음·진동배출시설로 규정된 분쇄시설을 운영할 때 소음·진동 발생이 우려되며, ③ 화재 사례가 빈번한 폐합성수지류 보관 및 처리 중 화재 발생 시 산불로의 확산이 우려되고, ④ 연간 14,400t의 폐기물 반입과 9,000t의 제품 출하를 위해 대형트럭이 빈번하게 출입하여 인근 지역의 교통 위험을 증가시키며, ⑤ 기존 축사가 입지하고 있는 곳에 추가적인 환경오염 유발시설이 입지할 경우 주변 환경오염이 가중된다는 등으로 처분사유로 기재되어 있던 주민의 건강과 주변 환경에의 영향이라는 불확정개념을 구체화하였다.</w:t>
+        <w:t>② 피고가 반려처분서에 처분사유를 ‘폐기물관리법 제25조 제7항 및 이 사건 지침 제3조에 따른 주민 건강 및 주변 환경 영향 여부를 확인하기 위한 주민동의서 미제출’이라고만 기재하였으나, 이 사건 소송과정에서 ① 비산먼지나 그 밖의 오염물질이 가까운 거리에 있는 주민생활에 영향을 줄 우려가 있고, ② 「소음·진동관리법 시행규칙」 제2조의2 [별표 1]에 의해 소음·진동배출시설로 규정된 분쇄시설을 운영할 때 소음·진동 발생이 우려되며, ③ 화재 사례가 빈번한 폐합성수지류 보관 및 처리 중 화재 발생 시 산불로의 확산이 우려되고, ④ 연간 14,400t의 폐기물 반입과 9,000t의 제품 출하를 위해 대형트럭이 빈번하게 출입하여 인근 지역의 교통 위험을 증가시키며, ⑤ 기존 축사가 입지하고 있는 곳에 추가적인 환경오염 유발시설이 입지할 경우 주변 환경오염이 가중된다는 등으로 처분사유로 기재되어 있던 주민의 건강과 주변 환경에의 영향이라는 불확정개념을 구체화하였다.</w:t>
       </w:r>
       <w:r>
         <w:rPr>
@@ -477,7 +477,7 @@
           <w:rFonts w:ascii="맑은 고딕" w:hAnsi="맑은 고딕" w:eastAsia="맑은 고딕" w:cs="맑은 고딕"/>
           <w:color w:val="000000"/>
         </w:rPr>
-        <w:t>2) 이 사건 폐기물처리사업계획서에 의하면, 원고가 운영하려는 폐기물처리시설에는 1일 약 48t의 폐합성수지류 폐기물이 운반되는데, 그 폐기물처리시설에서는 이를 선별하고 분쇄하여 고형연료제품(비성형)을 1일 약 12t, 중간가공 폐기물을 1일 약 18t씩 생산하겠다는 것인바, 이와 같은 폐기물 처리과정에서는 소음, 분진, 진동이 발생하고, 폐기물과 제품 운반과정에서도 비산먼지 및 매연으로 인한 대기오염이 발생할 수 있을 것으로 보인다. 그런데 이 사건 폐기물처리사업계획서에 주변 환경에 대한 영향을 방지하기 위한 시설로서 구체적으로 기재되어 있는 것은 선별·분쇄과정에서 발생하는 비산먼지를 방지하기 위한 여과집진시설 1대뿐이다. 따라서 그것만으로는 폐기물처리시설로 인하여 발생할 수 있는 환경상의 악영향을 방지하는 것이 불가능하다고 본 피고의 판단이 불합리하다고 할 수 없다.</w:t>
+        <w:t>③ 이 사건 폐기물처리사업계획서에 의하면, 원고가 운영하려는 폐기물처리시설에는 1일 약 48t의 폐합성수지류 폐기물이 운반되는데, 그 폐기물처리시설에서는 이를 선별하고 분쇄하여 고형연료제품(비성형)을 1일 약 12t, 중간가공 폐기물을 1일 약 18t씩 생산하겠다는 것인바, 이와 같은 폐기물 처리과정에서는 소음, 분진, 진동이 발생하고, 폐기물과 제품 운반과정에서도 비산먼지 및 매연으로 인한 대기오염이 발생할 수 있을 것으로 보인다.</w:t>
       </w:r>
       <w:r>
         <w:rPr>
@@ -491,7 +491,7 @@
           <w:rFonts w:ascii="맑은 고딕" w:hAnsi="맑은 고딕" w:eastAsia="맑은 고딕" w:cs="맑은 고딕"/>
           <w:color w:val="000000"/>
         </w:rPr>
-        <w:t>3) 원고는 위 폐기물처리시설로 매일 약 48t의 폐기물을 운반하고, 폐기물처리시설에서 약 30t의 가공된 제품을 출하할 예정이다. 폐기물 운반 및 제품 출하를 위하여 대형트럭이 빈번하게 출입하는 상황은 인근 지역의 교통 위험을 증가시키는 요인이 될 수 있다.</w:t>
+        <w:t>④ 그런데 이 사건 폐기물처리사업계획서에 주변 환경에 대한 영향을 방지하기 위한 시설로서 구체적으로 기재되어 있는 것은 선별·분쇄과정에서 발생하는 비산먼지를 방지하기 위한 여과집진시설 1대뿐이다.</w:t>
       </w:r>
       <w:r>
         <w:rPr>
@@ -505,7 +505,7 @@
           <w:rFonts w:ascii="맑은 고딕" w:hAnsi="맑은 고딕" w:eastAsia="맑은 고딕" w:cs="맑은 고딕"/>
           <w:color w:val="000000"/>
         </w:rPr>
-        <w:t>4) 환경이 오염되면 원상회복이 거의 불가능한 경우가 많아 사후적 규제만으로 환경오염으로 인한 피해를 회복하는 데 한계가 있다. 환경이 심각하게 오염될 우려가 있는 경우에는 이를 미리 방지하는 것이 중요한데, 현재 원고가 제출한 증거만으로는 ‘주민들의 건강이나 주변 환경에 영향을 미칠 우려’를 처분사유로 하는 반려처분에 비례의 원칙 위반 등 재량권을 일탈·남용한 위법이 있다고 단정하기 어렵다.</w:t>
+        <w:t>⑤ 따라서 그것만으로는 폐기물처리시설로 인하여 발생할 수 있는 환경상의 악영향을 방지하는 것이 불가능하다고 본 피고의 판단이 불합리하다고 할 수 없다.</w:t>
       </w:r>
       <w:r>
         <w:rPr>
@@ -519,7 +519,7 @@
           <w:rFonts w:ascii="맑은 고딕" w:hAnsi="맑은 고딕" w:eastAsia="맑은 고딕" w:cs="맑은 고딕"/>
           <w:color w:val="000000"/>
         </w:rPr>
-        <w:t>다. 따라서 원심으로서는 단순히 피고가 보완서류 미이행(주민동의서 미제출)을 이유로 반려처분을 하였다는 전제에서 그 반려처분에 재량권 일탈·남용의 위법이 있다고 단정할 것이 아니라, 원고로 하여금 폐기물처리시설 예정지의 자연환경, 기반시설과 인근의 주거시설, 상업시설, 산업시설, 근린생활시설 등의 위치, 규모 및 현황을 확인할 수 있는 자료 및 원고가 운영할 폐기물처리시설이 주민들의 건강과 주변 환경에 어떠한 영향을 주는지에 관한 주장 및 자료를 제출하게 하여 그 폐기물처리시설로 인한 ‘주민들의 건강이나 주변 환경에의 영향’의 유무 및 그 정도를 심리하였어야 한다.</w:t>
+        <w:t>⑥ 원고는 위 폐기물처리시설로 매일 약 48t의 폐기물을 운반하고, 폐기물처리시설에서 약 30t의 가공된 제품을 출하할 예정이다.</w:t>
       </w:r>
       <w:r>
         <w:rPr>
@@ -533,7 +533,7 @@
           <w:rFonts w:ascii="맑은 고딕" w:hAnsi="맑은 고딕" w:eastAsia="맑은 고딕" w:cs="맑은 고딕"/>
           <w:color w:val="000000"/>
         </w:rPr>
-        <w:t>그럼에도 원심은 그에 관한 조치를 취하거나 심리를 하지 않고, 곧바로 피고의 반려처분에 재량권을 일탈·남용한 위법이 있다고 판단하였다. 이러한 원심판단에는 폐기물관리법상 폐기물처리사업계획서 적합 통보 여부에 관한 심사기준과 그 범위, 불확정개념을 처분사유로 한 경우의 그 해석과 심리방법, 재량권 일탈·남용에 대한 주장·증명책임 등에 관한 법리를 오해하여 필요한 심리를 다하지 않음으로써 판결에 영향을 미친 잘못이 있다.</w:t>
+        <w:t>⑦ 폐기물 운반 및 제품 출하를 위하여 대형트럭이 빈번하게 출입하는 상황은 인근 지역의 교통 위험을 증가시키는 요인이 될 수 있다.</w:t>
       </w:r>
       <w:r>
         <w:rPr>
@@ -547,7 +547,63 @@
           <w:rFonts w:ascii="맑은 고딕" w:hAnsi="맑은 고딕" w:eastAsia="맑은 고딕" w:cs="맑은 고딕"/>
           <w:color w:val="000000"/>
         </w:rPr>
-        <w:t>3.</w:t>
+        <w:t>⑧ 환경이 오염되면 원상회복이 거의 불가능한 경우가 많아 사후적 규제만으로 환경오염으로 인한 피해를 회복하는 데 한계가 있다.</w:t>
+      </w:r>
+      <w:r>
+        <w:rPr>
+          <w:rFonts w:ascii="맑은 고딕" w:hAnsi="맑은 고딕" w:eastAsia="맑은 고딕" w:cs="맑은 고딕"/>
+          <w:color w:val="000000"/>
+        </w:rPr>
+        <w:br/>
+      </w:r>
+      <w:r>
+        <w:rPr>
+          <w:rFonts w:ascii="맑은 고딕" w:hAnsi="맑은 고딕" w:eastAsia="맑은 고딕" w:cs="맑은 고딕"/>
+          <w:color w:val="000000"/>
+        </w:rPr>
+        <w:t>⑨ 환경이 심각하게 오염될 우려가 있는 경우에는 이를 미리 방지하는 것이 중요한데, 현재 원고가 제출한 증거만으로는 ‘주민들의 건강이나 주변 환경에 영향을 미칠 우려’를 처분사유로 하는 반려처분에 비례의 원칙 위반 등 재량권을 일탈·남용한 위법이 있다고 단정하기 어렵다.</w:t>
+      </w:r>
+      <w:r>
+        <w:rPr>
+          <w:rFonts w:ascii="맑은 고딕" w:hAnsi="맑은 고딕" w:eastAsia="맑은 고딕" w:cs="맑은 고딕"/>
+          <w:color w:val="000000"/>
+        </w:rPr>
+        <w:br/>
+      </w:r>
+      <w:r>
+        <w:rPr>
+          <w:rFonts w:ascii="맑은 고딕" w:hAnsi="맑은 고딕" w:eastAsia="맑은 고딕" w:cs="맑은 고딕"/>
+          <w:color w:val="000000"/>
+        </w:rPr>
+        <w:t>⑩ 따라서 원심으로서는 단순히 피고가 보완서류 미이행(주민동의서 미제출)을 이유로 반려처분을 하였다는 전제에서 그 반려처분에 재량권 일탈·남용의 위법이 있다고 단정할 것이 아니라, 원고로 하여금 폐기물처리시설 예정지의 자연환경, 기반시설과 인근의 주거시설, 상업시설, 산업시설, 근린생활시설 등의 위치, 규모 및 현황을 확인할 수 있는 자료 및 원고가 운영할 폐기물처리시설이 주민들의 건강과 주변 환경에 어떠한 영향을 주는지에 관한 주장 및 자료를 제출하게 하여 그 폐기물처리시설로 인한 ‘주민들의 건강이나 주변 환경에의 영향’의 유무 및 그 정도를 심리하였어야 한다.</w:t>
+      </w:r>
+      <w:r>
+        <w:rPr>
+          <w:rFonts w:ascii="맑은 고딕" w:hAnsi="맑은 고딕" w:eastAsia="맑은 고딕" w:cs="맑은 고딕"/>
+          <w:color w:val="000000"/>
+        </w:rPr>
+        <w:br/>
+      </w:r>
+      <w:r>
+        <w:rPr>
+          <w:rFonts w:ascii="맑은 고딕" w:hAnsi="맑은 고딕" w:eastAsia="맑은 고딕" w:cs="맑은 고딕"/>
+          <w:color w:val="000000"/>
+        </w:rPr>
+        <w:t>⑪ 그럼에도 원심은 그에 관한 조치를 취하거나 심리를 하지 않고, 곧바로 피고의 반려처분에 재량권을 일탈·남용한 위법이 있다고 판단하였다.</w:t>
+      </w:r>
+      <w:r>
+        <w:rPr>
+          <w:rFonts w:ascii="맑은 고딕" w:hAnsi="맑은 고딕" w:eastAsia="맑은 고딕" w:cs="맑은 고딕"/>
+          <w:color w:val="000000"/>
+        </w:rPr>
+        <w:br/>
+      </w:r>
+      <w:r>
+        <w:rPr>
+          <w:rFonts w:ascii="맑은 고딕" w:hAnsi="맑은 고딕" w:eastAsia="맑은 고딕" w:cs="맑은 고딕"/>
+          <w:color w:val="000000"/>
+        </w:rPr>
+        <w:t>⑫ 이러한 원심판단에는 폐기물관리법상 폐기물처리사업계획서 적합 통보 여부에 관한 심사기준과 그 범위, 불확정개념을 처분사유로 한 경우의 그 해석과 심리방법, 재량권 일탈·남용에 대한 주장·증명책임 등에 관한 법리를 오해하여 필요한 심리를 다하지 않음으로써 판결에 영향을 미친 잘못이 있다.</w:t>
       </w:r>
     </w:p>
     <w:p>
@@ -574,22 +630,214 @@
           <w:rFonts w:ascii="맑은 고딕" w:hAnsi="맑은 고딕" w:eastAsia="맑은 고딕" w:cs="맑은 고딕"/>
           <w:color w:val="000000"/>
         </w:rPr>
-        <w:t>4. 참조 조문</w:t>
+        <w:t>4. 적용 법령</w:t>
       </w:r>
     </w:p>
-    <w:p>
-      <w:pPr>
-        <w:autoSpaceDE w:val="0"/>
-        <w:autoSpaceDN w:val="0"/>
-      </w:pPr>
-      <w:r>
-        <w:rPr>
-          <w:rFonts w:ascii="맑은 고딕" w:hAnsi="맑은 고딕" w:eastAsia="맑은 고딕" w:cs="맑은 고딕"/>
-          <w:color w:val="000000"/>
-        </w:rPr>
-        <w:t>[1] 폐기물관리법 제1조, 제25조 제1항, 제2항 제4호, 환경정책기본법 제12조 제1항, 제13조, 행정소송법 제27조 / [2] 행정소송법 제26조[증명책임], 제27조, 폐기물관리법 제25조 제1항, 제2항</w:t>
-      </w:r>
-    </w:p>
+    <w:tbl>
+      <w:tblPr>
+        <w:tblW w:type="pct" w:w="5000"/>
+        <w:tblLook w:firstColumn="1" w:firstRow="1" w:lastColumn="0" w:lastRow="0" w:noHBand="0" w:noVBand="1" w:val="04A0"/>
+        <w:tblBorders>
+          <w:top w:val="single" w:sz="14" w:space="0" w:color="808080"/>
+          <w:left w:val="single" w:sz="14" w:space="0" w:color="808080"/>
+          <w:bottom w:val="single" w:sz="14" w:space="0" w:color="808080"/>
+          <w:right w:val="single" w:sz="14" w:space="0" w:color="808080"/>
+          <w:insideH w:val="single" w:sz="4" w:space="0" w:color="B7B7B7"/>
+          <w:insideV w:val="single" w:sz="4" w:space="0" w:color="B7B7B7"/>
+        </w:tblBorders>
+      </w:tblPr>
+      <w:tblGrid>
+        <w:gridCol w:w="4513"/>
+        <w:gridCol w:w="4513"/>
+      </w:tblGrid>
+      <w:tr>
+        <w:tc>
+          <w:tcPr>
+            <w:tcW w:type="pct" w:w="1600"/>
+            <w:shd w:val="clear" w:color="auto" w:fill="D9D9D9"/>
+            <w:tcBorders>
+              <w:bottom w:val="double" w:sz="6" w:space="0" w:color="808080"/>
+            </w:tcBorders>
+          </w:tcPr>
+          <w:p>
+            <w:pPr>
+              <w:autoSpaceDE w:val="0"/>
+              <w:autoSpaceDN w:val="0"/>
+            </w:pPr>
+            <w:r/>
+            <w:r>
+              <w:rPr>
+                <w:rFonts w:ascii="맑은 고딕" w:hAnsi="맑은 고딕" w:eastAsia="맑은 고딕" w:cs="맑은 고딕"/>
+                <w:b/>
+                <w:color w:val="000000"/>
+                <w:sz w:val="19"/>
+              </w:rPr>
+              <w:t>법령</w:t>
+            </w:r>
+          </w:p>
+        </w:tc>
+        <w:tc>
+          <w:tcPr>
+            <w:tcW w:type="pct" w:w="3400"/>
+            <w:shd w:val="clear" w:color="auto" w:fill="D9D9D9"/>
+            <w:tcBorders>
+              <w:bottom w:val="double" w:sz="6" w:space="0" w:color="808080"/>
+            </w:tcBorders>
+          </w:tcPr>
+          <w:p>
+            <w:pPr>
+              <w:autoSpaceDE w:val="0"/>
+              <w:autoSpaceDN w:val="0"/>
+            </w:pPr>
+            <w:r/>
+            <w:r>
+              <w:rPr>
+                <w:rFonts w:ascii="맑은 고딕" w:hAnsi="맑은 고딕" w:eastAsia="맑은 고딕" w:cs="맑은 고딕"/>
+                <w:b/>
+                <w:color w:val="000000"/>
+                <w:sz w:val="19"/>
+              </w:rPr>
+              <w:t>조항</w:t>
+            </w:r>
+          </w:p>
+        </w:tc>
+      </w:tr>
+      <w:tr>
+        <w:tc>
+          <w:tcPr>
+            <w:tcW w:type="pct" w:w="1600"/>
+            <w:shd w:val="clear" w:color="auto" w:fill="F2F2F2"/>
+          </w:tcPr>
+          <w:p>
+            <w:pPr>
+              <w:autoSpaceDE w:val="0"/>
+              <w:autoSpaceDN w:val="0"/>
+            </w:pPr>
+            <w:r/>
+            <w:r>
+              <w:rPr>
+                <w:rFonts w:ascii="맑은 고딕" w:hAnsi="맑은 고딕" w:eastAsia="맑은 고딕" w:cs="맑은 고딕"/>
+                <w:b/>
+                <w:color w:val="000000"/>
+                <w:sz w:val="19"/>
+              </w:rPr>
+              <w:t>폐기물관리법</w:t>
+            </w:r>
+          </w:p>
+        </w:tc>
+        <w:tc>
+          <w:tcPr>
+            <w:tcW w:type="pct" w:w="3400"/>
+          </w:tcPr>
+          <w:p>
+            <w:pPr>
+              <w:autoSpaceDE w:val="0"/>
+              <w:autoSpaceDN w:val="0"/>
+            </w:pPr>
+            <w:r/>
+            <w:r>
+              <w:rPr>
+                <w:rFonts w:ascii="맑은 고딕" w:hAnsi="맑은 고딕" w:eastAsia="맑은 고딕" w:cs="맑은 고딕"/>
+                <w:b w:val="0"/>
+                <w:color w:val="000000"/>
+                <w:sz w:val="19"/>
+              </w:rPr>
+              <w:t>제1조, 제25조 제1항, 제2항 제4호, 제2항</w:t>
+            </w:r>
+          </w:p>
+        </w:tc>
+      </w:tr>
+      <w:tr>
+        <w:tc>
+          <w:tcPr>
+            <w:tcW w:type="pct" w:w="1600"/>
+            <w:shd w:val="clear" w:color="auto" w:fill="F2F2F2"/>
+          </w:tcPr>
+          <w:p>
+            <w:pPr>
+              <w:autoSpaceDE w:val="0"/>
+              <w:autoSpaceDN w:val="0"/>
+            </w:pPr>
+            <w:r/>
+            <w:r>
+              <w:rPr>
+                <w:rFonts w:ascii="맑은 고딕" w:hAnsi="맑은 고딕" w:eastAsia="맑은 고딕" w:cs="맑은 고딕"/>
+                <w:b/>
+                <w:color w:val="000000"/>
+                <w:sz w:val="19"/>
+              </w:rPr>
+              <w:t>환경정책기본법</w:t>
+            </w:r>
+          </w:p>
+        </w:tc>
+        <w:tc>
+          <w:tcPr>
+            <w:tcW w:type="pct" w:w="3400"/>
+          </w:tcPr>
+          <w:p>
+            <w:pPr>
+              <w:autoSpaceDE w:val="0"/>
+              <w:autoSpaceDN w:val="0"/>
+            </w:pPr>
+            <w:r/>
+            <w:r>
+              <w:rPr>
+                <w:rFonts w:ascii="맑은 고딕" w:hAnsi="맑은 고딕" w:eastAsia="맑은 고딕" w:cs="맑은 고딕"/>
+                <w:b w:val="0"/>
+                <w:color w:val="000000"/>
+                <w:sz w:val="19"/>
+              </w:rPr>
+              <w:t>제12조 제1항, 제13조</w:t>
+            </w:r>
+          </w:p>
+        </w:tc>
+      </w:tr>
+      <w:tr>
+        <w:tc>
+          <w:tcPr>
+            <w:tcW w:type="pct" w:w="1600"/>
+            <w:shd w:val="clear" w:color="auto" w:fill="F2F2F2"/>
+          </w:tcPr>
+          <w:p>
+            <w:pPr>
+              <w:autoSpaceDE w:val="0"/>
+              <w:autoSpaceDN w:val="0"/>
+            </w:pPr>
+            <w:r/>
+            <w:r>
+              <w:rPr>
+                <w:rFonts w:ascii="맑은 고딕" w:hAnsi="맑은 고딕" w:eastAsia="맑은 고딕" w:cs="맑은 고딕"/>
+                <w:b/>
+                <w:color w:val="000000"/>
+                <w:sz w:val="19"/>
+              </w:rPr>
+              <w:t>행정소송법</w:t>
+            </w:r>
+          </w:p>
+        </w:tc>
+        <w:tc>
+          <w:tcPr>
+            <w:tcW w:type="pct" w:w="3400"/>
+          </w:tcPr>
+          <w:p>
+            <w:pPr>
+              <w:autoSpaceDE w:val="0"/>
+              <w:autoSpaceDN w:val="0"/>
+            </w:pPr>
+            <w:r/>
+            <w:r>
+              <w:rPr>
+                <w:rFonts w:ascii="맑은 고딕" w:hAnsi="맑은 고딕" w:eastAsia="맑은 고딕" w:cs="맑은 고딕"/>
+                <w:b w:val="0"/>
+                <w:color w:val="000000"/>
+                <w:sz w:val="19"/>
+              </w:rPr>
+              <w:t>제27조, 제26조[증명책임]</w:t>
+            </w:r>
+          </w:p>
+        </w:tc>
+      </w:tr>
+    </w:tbl>
     <w:p>
       <w:pPr>
         <w:pStyle w:val="note"/>

--- a/블로그글작성/판례/폐기물_대법원_시리즈/판례_대법원2023두35661_폐기물처리사업계획서반려행정청재량은어디까지일까요.docx
+++ b/블로그글작성/판례/폐기물_대법원_시리즈/판례_대법원2023두35661_폐기물처리사업계획서반려행정청재량은어디까지일까요.docx
@@ -653,7 +653,7 @@
       <w:tr>
         <w:tc>
           <w:tcPr>
-            <w:tcW w:type="pct" w:w="1600"/>
+            <w:tcW w:type="pct" w:w="1500"/>
             <w:shd w:val="clear" w:color="auto" w:fill="D9D9D9"/>
             <w:tcBorders>
               <w:bottom w:val="double" w:sz="6" w:space="0" w:color="808080"/>
@@ -672,13 +672,13 @@
                 <w:color w:val="000000"/>
                 <w:sz w:val="19"/>
               </w:rPr>
-              <w:t>법령</w:t>
+              <w:t>조항</w:t>
             </w:r>
           </w:p>
         </w:tc>
         <w:tc>
           <w:tcPr>
-            <w:tcW w:type="pct" w:w="3400"/>
+            <w:tcW w:type="pct" w:w="3500"/>
             <w:shd w:val="clear" w:color="auto" w:fill="D9D9D9"/>
             <w:tcBorders>
               <w:bottom w:val="double" w:sz="6" w:space="0" w:color="808080"/>
@@ -697,7 +697,7 @@
                 <w:color w:val="000000"/>
                 <w:sz w:val="19"/>
               </w:rPr>
-              <w:t>조항</w:t>
+              <w:t>적용 문구</w:t>
             </w:r>
           </w:p>
         </w:tc>
@@ -705,7 +705,7 @@
       <w:tr>
         <w:tc>
           <w:tcPr>
-            <w:tcW w:type="pct" w:w="1600"/>
+            <w:tcW w:type="pct" w:w="1500"/>
             <w:shd w:val="clear" w:color="auto" w:fill="F2F2F2"/>
           </w:tcPr>
           <w:p>
@@ -723,11 +723,29 @@
               </w:rPr>
               <w:t>폐기물관리법</w:t>
             </w:r>
+            <w:r>
+              <w:rPr>
+                <w:rFonts w:ascii="맑은 고딕" w:hAnsi="맑은 고딕" w:eastAsia="맑은 고딕" w:cs="맑은 고딕"/>
+                <w:b/>
+                <w:color w:val="000000"/>
+                <w:sz w:val="19"/>
+              </w:rPr>
+              <w:br/>
+            </w:r>
+            <w:r>
+              <w:rPr>
+                <w:rFonts w:ascii="맑은 고딕" w:hAnsi="맑은 고딕" w:eastAsia="맑은 고딕" w:cs="맑은 고딕"/>
+                <w:b/>
+                <w:color w:val="000000"/>
+                <w:sz w:val="19"/>
+              </w:rPr>
+              <w:t>제1조</w:t>
+            </w:r>
           </w:p>
         </w:tc>
         <w:tc>
           <w:tcPr>
-            <w:tcW w:type="pct" w:w="3400"/>
+            <w:tcW w:type="pct" w:w="3500"/>
           </w:tcPr>
           <w:p>
             <w:pPr>
@@ -742,7 +760,7 @@
                 <w:color w:val="000000"/>
                 <w:sz w:val="19"/>
               </w:rPr>
-              <w:t>제1조, 제25조 제1항, 제2항 제4호, 제2항</w:t>
+              <w:t>이 법은 폐기물의 발생을 최대한 억제하고 발생한 폐기물을 친환경적으로 처리함으로써 환경보전과 국민생활의 질적 향상에 이바지하는 것을 목적으로 한다.</w:t>
             </w:r>
           </w:p>
         </w:tc>
@@ -750,7 +768,7 @@
       <w:tr>
         <w:tc>
           <w:tcPr>
-            <w:tcW w:type="pct" w:w="1600"/>
+            <w:tcW w:type="pct" w:w="1500"/>
             <w:shd w:val="clear" w:color="auto" w:fill="F2F2F2"/>
           </w:tcPr>
           <w:p>
@@ -766,13 +784,31 @@
                 <w:color w:val="000000"/>
                 <w:sz w:val="19"/>
               </w:rPr>
-              <w:t>환경정책기본법</w:t>
+              <w:t>폐기물관리법</w:t>
+            </w:r>
+            <w:r>
+              <w:rPr>
+                <w:rFonts w:ascii="맑은 고딕" w:hAnsi="맑은 고딕" w:eastAsia="맑은 고딕" w:cs="맑은 고딕"/>
+                <w:b/>
+                <w:color w:val="000000"/>
+                <w:sz w:val="19"/>
+              </w:rPr>
+              <w:br/>
+            </w:r>
+            <w:r>
+              <w:rPr>
+                <w:rFonts w:ascii="맑은 고딕" w:hAnsi="맑은 고딕" w:eastAsia="맑은 고딕" w:cs="맑은 고딕"/>
+                <w:b/>
+                <w:color w:val="000000"/>
+                <w:sz w:val="19"/>
+              </w:rPr>
+              <w:t>제25조 제1항</w:t>
             </w:r>
           </w:p>
         </w:tc>
         <w:tc>
           <w:tcPr>
-            <w:tcW w:type="pct" w:w="3400"/>
+            <w:tcW w:type="pct" w:w="3500"/>
           </w:tcPr>
           <w:p>
             <w:pPr>
@@ -787,7 +823,7 @@
                 <w:color w:val="000000"/>
                 <w:sz w:val="19"/>
               </w:rPr>
-              <w:t>제12조 제1항, 제13조</w:t>
+              <w:t>①폐기물의 수집ㆍ운반, 재활용 또는 처분을 업(이하 "폐기물처리업"이라 한다)으로 하려는 자(음식물류 폐기물을 제외한 생활폐기물을 재활용하려는 자와 폐기물처리 신고자는 제외한다)는 기후에너지환경부령으로 정하는 바에 따라 지정폐기물을 대상으로 하는 경우에는 폐기물 처리 사업계획서를 기후에너지환경부장관에게 제출하고, 그 밖의 폐기물을 대상으로 하는 경우에는 시 …</w:t>
             </w:r>
           </w:p>
         </w:tc>
@@ -795,7 +831,7 @@
       <w:tr>
         <w:tc>
           <w:tcPr>
-            <w:tcW w:type="pct" w:w="1600"/>
+            <w:tcW w:type="pct" w:w="1500"/>
             <w:shd w:val="clear" w:color="auto" w:fill="F2F2F2"/>
           </w:tcPr>
           <w:p>
@@ -811,13 +847,31 @@
                 <w:color w:val="000000"/>
                 <w:sz w:val="19"/>
               </w:rPr>
-              <w:t>행정소송법</w:t>
+              <w:t>폐기물관리법</w:t>
+            </w:r>
+            <w:r>
+              <w:rPr>
+                <w:rFonts w:ascii="맑은 고딕" w:hAnsi="맑은 고딕" w:eastAsia="맑은 고딕" w:cs="맑은 고딕"/>
+                <w:b/>
+                <w:color w:val="000000"/>
+                <w:sz w:val="19"/>
+              </w:rPr>
+              <w:br/>
+            </w:r>
+            <w:r>
+              <w:rPr>
+                <w:rFonts w:ascii="맑은 고딕" w:hAnsi="맑은 고딕" w:eastAsia="맑은 고딕" w:cs="맑은 고딕"/>
+                <w:b/>
+                <w:color w:val="000000"/>
+                <w:sz w:val="19"/>
+              </w:rPr>
+              <w:t>제25조 제2항 제4호</w:t>
             </w:r>
           </w:p>
         </w:tc>
         <w:tc>
           <w:tcPr>
-            <w:tcW w:type="pct" w:w="3400"/>
+            <w:tcW w:type="pct" w:w="3500"/>
           </w:tcPr>
           <w:p>
             <w:pPr>
@@ -832,12 +886,342 @@
                 <w:color w:val="000000"/>
                 <w:sz w:val="19"/>
               </w:rPr>
-              <w:t>제27조, 제26조[증명책임]</w:t>
+              <w:t>② 기후에너지환경부장관이나 시ㆍ도지사는 제1항에 따라 제출된 폐기물 처리사업계획서를 다음 각 호의 사항에 관하여 검토한 후 그 적합 여부를 폐기물처리사업계획서를 제출한 자에게 통보하여야 한다.</w:t>
+            </w:r>
+          </w:p>
+        </w:tc>
+      </w:tr>
+      <w:tr>
+        <w:tc>
+          <w:tcPr>
+            <w:tcW w:type="pct" w:w="1500"/>
+            <w:shd w:val="clear" w:color="auto" w:fill="F2F2F2"/>
+          </w:tcPr>
+          <w:p>
+            <w:pPr>
+              <w:autoSpaceDE w:val="0"/>
+              <w:autoSpaceDN w:val="0"/>
+            </w:pPr>
+            <w:r/>
+            <w:r>
+              <w:rPr>
+                <w:rFonts w:ascii="맑은 고딕" w:hAnsi="맑은 고딕" w:eastAsia="맑은 고딕" w:cs="맑은 고딕"/>
+                <w:b/>
+                <w:color w:val="000000"/>
+                <w:sz w:val="19"/>
+              </w:rPr>
+              <w:t>환경정책기본법</w:t>
+            </w:r>
+            <w:r>
+              <w:rPr>
+                <w:rFonts w:ascii="맑은 고딕" w:hAnsi="맑은 고딕" w:eastAsia="맑은 고딕" w:cs="맑은 고딕"/>
+                <w:b/>
+                <w:color w:val="000000"/>
+                <w:sz w:val="19"/>
+              </w:rPr>
+              <w:br/>
+            </w:r>
+            <w:r>
+              <w:rPr>
+                <w:rFonts w:ascii="맑은 고딕" w:hAnsi="맑은 고딕" w:eastAsia="맑은 고딕" w:cs="맑은 고딕"/>
+                <w:b/>
+                <w:color w:val="000000"/>
+                <w:sz w:val="19"/>
+              </w:rPr>
+              <w:t>제12조 제1항</w:t>
+            </w:r>
+          </w:p>
+        </w:tc>
+        <w:tc>
+          <w:tcPr>
+            <w:tcW w:type="pct" w:w="3500"/>
+          </w:tcPr>
+          <w:p>
+            <w:pPr>
+              <w:autoSpaceDE w:val="0"/>
+              <w:autoSpaceDN w:val="0"/>
+            </w:pPr>
+            <w:r/>
+            <w:r>
+              <w:rPr>
+                <w:rFonts w:ascii="맑은 고딕" w:hAnsi="맑은 고딕" w:eastAsia="맑은 고딕" w:cs="맑은 고딕"/>
+                <w:b w:val="0"/>
+                <w:color w:val="000000"/>
+                <w:sz w:val="19"/>
+              </w:rPr>
+              <w:t>① 국가는 생태계 또는 인간의 건강에 미치는 영향 등을 고려하여 환경기준을 설정하여야 하며, 환경 여건의 변화에 따라 그 적정성이 유지되도록 하여야 한다.</w:t>
+            </w:r>
+          </w:p>
+        </w:tc>
+      </w:tr>
+      <w:tr>
+        <w:tc>
+          <w:tcPr>
+            <w:tcW w:type="pct" w:w="1500"/>
+            <w:shd w:val="clear" w:color="auto" w:fill="F2F2F2"/>
+          </w:tcPr>
+          <w:p>
+            <w:pPr>
+              <w:autoSpaceDE w:val="0"/>
+              <w:autoSpaceDN w:val="0"/>
+            </w:pPr>
+            <w:r/>
+            <w:r>
+              <w:rPr>
+                <w:rFonts w:ascii="맑은 고딕" w:hAnsi="맑은 고딕" w:eastAsia="맑은 고딕" w:cs="맑은 고딕"/>
+                <w:b/>
+                <w:color w:val="000000"/>
+                <w:sz w:val="19"/>
+              </w:rPr>
+              <w:t>환경정책기본법</w:t>
+            </w:r>
+            <w:r>
+              <w:rPr>
+                <w:rFonts w:ascii="맑은 고딕" w:hAnsi="맑은 고딕" w:eastAsia="맑은 고딕" w:cs="맑은 고딕"/>
+                <w:b/>
+                <w:color w:val="000000"/>
+                <w:sz w:val="19"/>
+              </w:rPr>
+              <w:br/>
+            </w:r>
+            <w:r>
+              <w:rPr>
+                <w:rFonts w:ascii="맑은 고딕" w:hAnsi="맑은 고딕" w:eastAsia="맑은 고딕" w:cs="맑은 고딕"/>
+                <w:b/>
+                <w:color w:val="000000"/>
+                <w:sz w:val="19"/>
+              </w:rPr>
+              <w:t>제13조</w:t>
+            </w:r>
+          </w:p>
+        </w:tc>
+        <w:tc>
+          <w:tcPr>
+            <w:tcW w:type="pct" w:w="3500"/>
+          </w:tcPr>
+          <w:p>
+            <w:pPr>
+              <w:autoSpaceDE w:val="0"/>
+              <w:autoSpaceDN w:val="0"/>
+            </w:pPr>
+            <w:r/>
+            <w:r>
+              <w:rPr>
+                <w:rFonts w:ascii="맑은 고딕" w:hAnsi="맑은 고딕" w:eastAsia="맑은 고딕" w:cs="맑은 고딕"/>
+                <w:b w:val="0"/>
+                <w:color w:val="000000"/>
+                <w:sz w:val="19"/>
+              </w:rPr>
+              <w:t>국가 및 지방자치단체는 환경에 관계되는 법령을 제정 또는 개정하거나 행정계획의 수립 또는 사업의 집행을 할 때에는 제12조에 따른 환경기준이 적절히 유지되도록 다음 사항을 고려하여야 한다.</w:t>
+            </w:r>
+          </w:p>
+        </w:tc>
+      </w:tr>
+      <w:tr>
+        <w:tc>
+          <w:tcPr>
+            <w:tcW w:type="pct" w:w="1500"/>
+            <w:shd w:val="clear" w:color="auto" w:fill="F2F2F2"/>
+          </w:tcPr>
+          <w:p>
+            <w:pPr>
+              <w:autoSpaceDE w:val="0"/>
+              <w:autoSpaceDN w:val="0"/>
+            </w:pPr>
+            <w:r/>
+            <w:r>
+              <w:rPr>
+                <w:rFonts w:ascii="맑은 고딕" w:hAnsi="맑은 고딕" w:eastAsia="맑은 고딕" w:cs="맑은 고딕"/>
+                <w:b/>
+                <w:color w:val="000000"/>
+                <w:sz w:val="19"/>
+              </w:rPr>
+              <w:t>행정소송법</w:t>
+            </w:r>
+            <w:r>
+              <w:rPr>
+                <w:rFonts w:ascii="맑은 고딕" w:hAnsi="맑은 고딕" w:eastAsia="맑은 고딕" w:cs="맑은 고딕"/>
+                <w:b/>
+                <w:color w:val="000000"/>
+                <w:sz w:val="19"/>
+              </w:rPr>
+              <w:br/>
+            </w:r>
+            <w:r>
+              <w:rPr>
+                <w:rFonts w:ascii="맑은 고딕" w:hAnsi="맑은 고딕" w:eastAsia="맑은 고딕" w:cs="맑은 고딕"/>
+                <w:b/>
+                <w:color w:val="000000"/>
+                <w:sz w:val="19"/>
+              </w:rPr>
+              <w:t>제27조</w:t>
+            </w:r>
+          </w:p>
+        </w:tc>
+        <w:tc>
+          <w:tcPr>
+            <w:tcW w:type="pct" w:w="3500"/>
+          </w:tcPr>
+          <w:p>
+            <w:pPr>
+              <w:autoSpaceDE w:val="0"/>
+              <w:autoSpaceDN w:val="0"/>
+            </w:pPr>
+            <w:r/>
+            <w:r>
+              <w:rPr>
+                <w:rFonts w:ascii="맑은 고딕" w:hAnsi="맑은 고딕" w:eastAsia="맑은 고딕" w:cs="맑은 고딕"/>
+                <w:b w:val="0"/>
+                <w:color w:val="000000"/>
+                <w:sz w:val="19"/>
+              </w:rPr>
+              <w:t>행정청의 재량에 속하는 처분이라도 재량권의 한계를 넘거나 그 남용이 있는 때에는 법원은 이를 취소할 수 있다.</w:t>
+            </w:r>
+          </w:p>
+        </w:tc>
+      </w:tr>
+      <w:tr>
+        <w:tc>
+          <w:tcPr>
+            <w:tcW w:type="pct" w:w="1500"/>
+            <w:shd w:val="clear" w:color="auto" w:fill="F2F2F2"/>
+          </w:tcPr>
+          <w:p>
+            <w:pPr>
+              <w:autoSpaceDE w:val="0"/>
+              <w:autoSpaceDN w:val="0"/>
+            </w:pPr>
+            <w:r/>
+            <w:r>
+              <w:rPr>
+                <w:rFonts w:ascii="맑은 고딕" w:hAnsi="맑은 고딕" w:eastAsia="맑은 고딕" w:cs="맑은 고딕"/>
+                <w:b/>
+                <w:color w:val="000000"/>
+                <w:sz w:val="19"/>
+              </w:rPr>
+              <w:t>행정소송법</w:t>
+            </w:r>
+            <w:r>
+              <w:rPr>
+                <w:rFonts w:ascii="맑은 고딕" w:hAnsi="맑은 고딕" w:eastAsia="맑은 고딕" w:cs="맑은 고딕"/>
+                <w:b/>
+                <w:color w:val="000000"/>
+                <w:sz w:val="19"/>
+              </w:rPr>
+              <w:br/>
+            </w:r>
+            <w:r>
+              <w:rPr>
+                <w:rFonts w:ascii="맑은 고딕" w:hAnsi="맑은 고딕" w:eastAsia="맑은 고딕" w:cs="맑은 고딕"/>
+                <w:b/>
+                <w:color w:val="000000"/>
+                <w:sz w:val="19"/>
+              </w:rPr>
+              <w:t>제26조 [증명책임]</w:t>
+            </w:r>
+          </w:p>
+        </w:tc>
+        <w:tc>
+          <w:tcPr>
+            <w:tcW w:type="pct" w:w="3500"/>
+          </w:tcPr>
+          <w:p>
+            <w:pPr>
+              <w:autoSpaceDE w:val="0"/>
+              <w:autoSpaceDN w:val="0"/>
+            </w:pPr>
+            <w:r/>
+            <w:r>
+              <w:rPr>
+                <w:rFonts w:ascii="맑은 고딕" w:hAnsi="맑은 고딕" w:eastAsia="맑은 고딕" w:cs="맑은 고딕"/>
+                <w:b w:val="0"/>
+                <w:color w:val="000000"/>
+                <w:sz w:val="19"/>
+              </w:rPr>
+              <w:t>법원은 필요하다고 인정할 때에는 직권으로 증거조사를 할 수 있고, 당사자가 주장하지 아니한 사실에 대하여도 판단할 수 있다.</w:t>
+            </w:r>
+          </w:p>
+        </w:tc>
+      </w:tr>
+      <w:tr>
+        <w:tc>
+          <w:tcPr>
+            <w:tcW w:type="pct" w:w="1500"/>
+            <w:shd w:val="clear" w:color="auto" w:fill="F2F2F2"/>
+          </w:tcPr>
+          <w:p>
+            <w:pPr>
+              <w:autoSpaceDE w:val="0"/>
+              <w:autoSpaceDN w:val="0"/>
+            </w:pPr>
+            <w:r/>
+            <w:r>
+              <w:rPr>
+                <w:rFonts w:ascii="맑은 고딕" w:hAnsi="맑은 고딕" w:eastAsia="맑은 고딕" w:cs="맑은 고딕"/>
+                <w:b/>
+                <w:color w:val="000000"/>
+                <w:sz w:val="19"/>
+              </w:rPr>
+              <w:t>폐기물관리법</w:t>
+            </w:r>
+            <w:r>
+              <w:rPr>
+                <w:rFonts w:ascii="맑은 고딕" w:hAnsi="맑은 고딕" w:eastAsia="맑은 고딕" w:cs="맑은 고딕"/>
+                <w:b/>
+                <w:color w:val="000000"/>
+                <w:sz w:val="19"/>
+              </w:rPr>
+              <w:br/>
+            </w:r>
+            <w:r>
+              <w:rPr>
+                <w:rFonts w:ascii="맑은 고딕" w:hAnsi="맑은 고딕" w:eastAsia="맑은 고딕" w:cs="맑은 고딕"/>
+                <w:b/>
+                <w:color w:val="000000"/>
+                <w:sz w:val="19"/>
+              </w:rPr>
+              <w:t>제25조 제2항</w:t>
+            </w:r>
+          </w:p>
+        </w:tc>
+        <w:tc>
+          <w:tcPr>
+            <w:tcW w:type="pct" w:w="3500"/>
+          </w:tcPr>
+          <w:p>
+            <w:pPr>
+              <w:autoSpaceDE w:val="0"/>
+              <w:autoSpaceDN w:val="0"/>
+            </w:pPr>
+            <w:r/>
+            <w:r>
+              <w:rPr>
+                <w:rFonts w:ascii="맑은 고딕" w:hAnsi="맑은 고딕" w:eastAsia="맑은 고딕" w:cs="맑은 고딕"/>
+                <w:b w:val="0"/>
+                <w:color w:val="000000"/>
+                <w:sz w:val="19"/>
+              </w:rPr>
+              <w:t>② 기후에너지환경부장관이나 시ㆍ도지사는 제1항에 따라 제출된 폐기물 처리사업계획서를 다음 각 호의 사항에 관하여 검토한 후 그 적합 여부를 폐기물처리사업계획서를 제출한 자에게 통보하여야 한다.</w:t>
             </w:r>
           </w:p>
         </w:tc>
       </w:tr>
     </w:tbl>
+    <w:p>
+      <w:pPr>
+        <w:pStyle w:val="note"/>
+        <w:autoSpaceDE w:val="0"/>
+        <w:autoSpaceDN w:val="0"/>
+        <w:spacing w:before="80"/>
+      </w:pPr>
+      <w:r>
+        <w:rPr>
+          <w:rFonts w:ascii="맑은 고딕" w:hAnsi="맑은 고딕" w:eastAsia="맑은 고딕" w:cs="맑은 고딕"/>
+          <w:color w:val="000000"/>
+        </w:rPr>
+        <w:t>※ ‘적용 문구’는 현행 조문을 요약한 것으로, 구법이 적용된 사건은 당시 조문과 다를 수 있습니다.</w:t>
+      </w:r>
+    </w:p>
     <w:p>
       <w:pPr>
         <w:pStyle w:val="note"/>

--- a/블로그글작성/판례/폐기물_대법원_시리즈/판례_대법원2023두35661_폐기물처리사업계획서반려행정청재량은어디까지일까요.docx
+++ b/블로그글작성/판례/폐기물_대법원_시리즈/판례_대법원2023두35661_폐기물처리사업계획서반려행정청재량은어디까지일까요.docx
@@ -353,6 +353,51 @@
                 <w:sz w:val="19"/>
               </w:rPr>
               <w:t>대법원</w:t>
+            </w:r>
+          </w:p>
+        </w:tc>
+      </w:tr>
+      <w:tr>
+        <w:tc>
+          <w:tcPr>
+            <w:tcW w:type="pct" w:w="1200"/>
+            <w:shd w:val="clear" w:color="auto" w:fill="F2F2F2"/>
+          </w:tcPr>
+          <w:p>
+            <w:pPr>
+              <w:autoSpaceDE w:val="0"/>
+              <w:autoSpaceDN w:val="0"/>
+            </w:pPr>
+            <w:r/>
+            <w:r>
+              <w:rPr>
+                <w:rFonts w:ascii="맑은 고딕" w:hAnsi="맑은 고딕" w:eastAsia="맑은 고딕" w:cs="맑은 고딕"/>
+                <w:b/>
+                <w:color w:val="000000"/>
+                <w:sz w:val="19"/>
+              </w:rPr>
+              <w:t>당사자</w:t>
+            </w:r>
+          </w:p>
+        </w:tc>
+        <w:tc>
+          <w:tcPr>
+            <w:tcW w:type="pct" w:w="3800"/>
+          </w:tcPr>
+          <w:p>
+            <w:pPr>
+              <w:autoSpaceDE w:val="0"/>
+              <w:autoSpaceDN w:val="0"/>
+            </w:pPr>
+            <w:r/>
+            <w:r>
+              <w:rPr>
+                <w:rFonts w:ascii="맑은 고딕" w:hAnsi="맑은 고딕" w:eastAsia="맑은 고딕" w:cs="맑은 고딕"/>
+                <w:b w:val="0"/>
+                <w:color w:val="000000"/>
+                <w:sz w:val="19"/>
+              </w:rPr>
+              <w:t>원고 · 피고 영천시장</w:t>
             </w:r>
           </w:p>
         </w:tc>

--- a/블로그글작성/판례/폐기물_대법원_시리즈/판례_대법원2023두35661_폐기물처리사업계획서반려행정청재량은어디까지일까요.docx
+++ b/블로그글작성/판례/폐기물_대법원_시리즈/판례_대법원2023두35661_폐기물처리사업계획서반려행정청재량은어디까지일까요.docx
@@ -398,6 +398,132 @@
                 <w:sz w:val="19"/>
               </w:rPr>
               <w:t>원고 · 피고 영천시장</w:t>
+            </w:r>
+          </w:p>
+        </w:tc>
+      </w:tr>
+      <w:tr>
+        <w:tc>
+          <w:tcPr>
+            <w:tcW w:type="pct" w:w="1200"/>
+            <w:shd w:val="clear" w:color="auto" w:fill="F2F2F2"/>
+          </w:tcPr>
+          <w:p>
+            <w:pPr>
+              <w:autoSpaceDE w:val="0"/>
+              <w:autoSpaceDN w:val="0"/>
+            </w:pPr>
+            <w:r>
+              <w:rPr>
+                <w:rFonts w:ascii="맑은 고딕" w:hAnsi="맑은 고딕" w:eastAsia="맑은 고딕" w:cs="맑은 고딕"/>
+                <w:b/>
+                <w:color w:val="000000"/>
+                <w:sz w:val="19"/>
+              </w:rPr>
+              <w:t>사건종류</w:t>
+            </w:r>
+          </w:p>
+        </w:tc>
+        <w:tc>
+          <w:tcPr>
+            <w:tcW w:type="pct" w:w="3800"/>
+          </w:tcPr>
+          <w:p>
+            <w:pPr>
+              <w:autoSpaceDE w:val="0"/>
+              <w:autoSpaceDN w:val="0"/>
+            </w:pPr>
+            <w:r>
+              <w:rPr>
+                <w:rFonts w:ascii="맑은 고딕" w:hAnsi="맑은 고딕" w:eastAsia="맑은 고딕" w:cs="맑은 고딕"/>
+                <w:color w:val="000000"/>
+                <w:sz w:val="19"/>
+              </w:rPr>
+              <w:t>일반행정 (폐기물처리사업계획신청반려처분취소)</w:t>
+            </w:r>
+          </w:p>
+        </w:tc>
+      </w:tr>
+      <w:tr>
+        <w:tc>
+          <w:tcPr>
+            <w:tcW w:type="pct" w:w="1200"/>
+            <w:shd w:val="clear" w:color="auto" w:fill="F2F2F2"/>
+          </w:tcPr>
+          <w:p>
+            <w:pPr>
+              <w:autoSpaceDE w:val="0"/>
+              <w:autoSpaceDN w:val="0"/>
+            </w:pPr>
+            <w:r>
+              <w:rPr>
+                <w:rFonts w:ascii="맑은 고딕" w:hAnsi="맑은 고딕" w:eastAsia="맑은 고딕" w:cs="맑은 고딕"/>
+                <w:b/>
+                <w:color w:val="000000"/>
+                <w:sz w:val="19"/>
+              </w:rPr>
+              <w:t>원심</w:t>
+            </w:r>
+          </w:p>
+        </w:tc>
+        <w:tc>
+          <w:tcPr>
+            <w:tcW w:type="pct" w:w="3800"/>
+          </w:tcPr>
+          <w:p>
+            <w:pPr>
+              <w:autoSpaceDE w:val="0"/>
+              <w:autoSpaceDN w:val="0"/>
+            </w:pPr>
+            <w:r>
+              <w:rPr>
+                <w:rFonts w:ascii="맑은 고딕" w:hAnsi="맑은 고딕" w:eastAsia="맑은 고딕" w:cs="맑은 고딕"/>
+                <w:color w:val="000000"/>
+                <w:sz w:val="19"/>
+              </w:rPr>
+              <w:t>대구고법 2022누4128 (2023. 2. 3.)</w:t>
+            </w:r>
+          </w:p>
+        </w:tc>
+      </w:tr>
+      <w:tr>
+        <w:tc>
+          <w:tcPr>
+            <w:tcW w:type="pct" w:w="1200"/>
+            <w:shd w:val="clear" w:color="auto" w:fill="F2F2F2"/>
+          </w:tcPr>
+          <w:p>
+            <w:pPr>
+              <w:autoSpaceDE w:val="0"/>
+              <w:autoSpaceDN w:val="0"/>
+            </w:pPr>
+            <w:r>
+              <w:rPr>
+                <w:rFonts w:ascii="맑은 고딕" w:hAnsi="맑은 고딕" w:eastAsia="맑은 고딕" w:cs="맑은 고딕"/>
+                <w:b/>
+                <w:color w:val="000000"/>
+                <w:sz w:val="19"/>
+              </w:rPr>
+              <w:t>결과</w:t>
+            </w:r>
+          </w:p>
+        </w:tc>
+        <w:tc>
+          <w:tcPr>
+            <w:tcW w:type="pct" w:w="3800"/>
+          </w:tcPr>
+          <w:p>
+            <w:pPr>
+              <w:autoSpaceDE w:val="0"/>
+              <w:autoSpaceDN w:val="0"/>
+            </w:pPr>
+            <w:r>
+              <w:rPr>
+                <w:rFonts w:ascii="맑은 고딕" w:hAnsi="맑은 고딕" w:eastAsia="맑은 고딕" w:cs="맑은 고딕"/>
+                <w:color w:val="000000"/>
+                <w:sz w:val="19"/>
+              </w:rPr>
+              <w:t>원심 파기환송 (행정청에 유리)</w:t>
             </w:r>
           </w:p>
         </w:tc>

--- a/블로그글작성/판례/폐기물_대법원_시리즈/판례_대법원2023두35661_폐기물처리사업계획서반려행정청재량은어디까지일까요.docx
+++ b/블로그글작성/판례/폐기물_대법원_시리즈/판례_대법원2023두35661_폐기물처리사업계획서반려행정청재량은어디까지일까요.docx
@@ -402,132 +402,6 @@
           </w:p>
         </w:tc>
       </w:tr>
-      <w:tr>
-        <w:tc>
-          <w:tcPr>
-            <w:tcW w:type="pct" w:w="1200"/>
-            <w:shd w:val="clear" w:color="auto" w:fill="F2F2F2"/>
-          </w:tcPr>
-          <w:p>
-            <w:pPr>
-              <w:autoSpaceDE w:val="0"/>
-              <w:autoSpaceDN w:val="0"/>
-            </w:pPr>
-            <w:r>
-              <w:rPr>
-                <w:rFonts w:ascii="맑은 고딕" w:hAnsi="맑은 고딕" w:eastAsia="맑은 고딕" w:cs="맑은 고딕"/>
-                <w:b/>
-                <w:color w:val="000000"/>
-                <w:sz w:val="19"/>
-              </w:rPr>
-              <w:t>사건종류</w:t>
-            </w:r>
-          </w:p>
-        </w:tc>
-        <w:tc>
-          <w:tcPr>
-            <w:tcW w:type="pct" w:w="3800"/>
-          </w:tcPr>
-          <w:p>
-            <w:pPr>
-              <w:autoSpaceDE w:val="0"/>
-              <w:autoSpaceDN w:val="0"/>
-            </w:pPr>
-            <w:r>
-              <w:rPr>
-                <w:rFonts w:ascii="맑은 고딕" w:hAnsi="맑은 고딕" w:eastAsia="맑은 고딕" w:cs="맑은 고딕"/>
-                <w:color w:val="000000"/>
-                <w:sz w:val="19"/>
-              </w:rPr>
-              <w:t>일반행정 (폐기물처리사업계획신청반려처분취소)</w:t>
-            </w:r>
-          </w:p>
-        </w:tc>
-      </w:tr>
-      <w:tr>
-        <w:tc>
-          <w:tcPr>
-            <w:tcW w:type="pct" w:w="1200"/>
-            <w:shd w:val="clear" w:color="auto" w:fill="F2F2F2"/>
-          </w:tcPr>
-          <w:p>
-            <w:pPr>
-              <w:autoSpaceDE w:val="0"/>
-              <w:autoSpaceDN w:val="0"/>
-            </w:pPr>
-            <w:r>
-              <w:rPr>
-                <w:rFonts w:ascii="맑은 고딕" w:hAnsi="맑은 고딕" w:eastAsia="맑은 고딕" w:cs="맑은 고딕"/>
-                <w:b/>
-                <w:color w:val="000000"/>
-                <w:sz w:val="19"/>
-              </w:rPr>
-              <w:t>원심</w:t>
-            </w:r>
-          </w:p>
-        </w:tc>
-        <w:tc>
-          <w:tcPr>
-            <w:tcW w:type="pct" w:w="3800"/>
-          </w:tcPr>
-          <w:p>
-            <w:pPr>
-              <w:autoSpaceDE w:val="0"/>
-              <w:autoSpaceDN w:val="0"/>
-            </w:pPr>
-            <w:r>
-              <w:rPr>
-                <w:rFonts w:ascii="맑은 고딕" w:hAnsi="맑은 고딕" w:eastAsia="맑은 고딕" w:cs="맑은 고딕"/>
-                <w:color w:val="000000"/>
-                <w:sz w:val="19"/>
-              </w:rPr>
-              <w:t>대구고법 2022누4128 (2023. 2. 3.)</w:t>
-            </w:r>
-          </w:p>
-        </w:tc>
-      </w:tr>
-      <w:tr>
-        <w:tc>
-          <w:tcPr>
-            <w:tcW w:type="pct" w:w="1200"/>
-            <w:shd w:val="clear" w:color="auto" w:fill="F2F2F2"/>
-          </w:tcPr>
-          <w:p>
-            <w:pPr>
-              <w:autoSpaceDE w:val="0"/>
-              <w:autoSpaceDN w:val="0"/>
-            </w:pPr>
-            <w:r>
-              <w:rPr>
-                <w:rFonts w:ascii="맑은 고딕" w:hAnsi="맑은 고딕" w:eastAsia="맑은 고딕" w:cs="맑은 고딕"/>
-                <w:b/>
-                <w:color w:val="000000"/>
-                <w:sz w:val="19"/>
-              </w:rPr>
-              <w:t>결과</w:t>
-            </w:r>
-          </w:p>
-        </w:tc>
-        <w:tc>
-          <w:tcPr>
-            <w:tcW w:type="pct" w:w="3800"/>
-          </w:tcPr>
-          <w:p>
-            <w:pPr>
-              <w:autoSpaceDE w:val="0"/>
-              <w:autoSpaceDN w:val="0"/>
-            </w:pPr>
-            <w:r>
-              <w:rPr>
-                <w:rFonts w:ascii="맑은 고딕" w:hAnsi="맑은 고딕" w:eastAsia="맑은 고딕" w:cs="맑은 고딕"/>
-                <w:color w:val="000000"/>
-                <w:sz w:val="19"/>
-              </w:rPr>
-              <w:t>원심 파기환송 (행정청에 유리)</w:t>
-            </w:r>
-          </w:p>
-        </w:tc>
-      </w:tr>
     </w:tbl>
     <w:p>
       <w:pPr>
@@ -565,6 +439,7 @@
         <w:rPr>
           <w:rFonts w:ascii="맑은 고딕" w:hAnsi="맑은 고딕" w:eastAsia="맑은 고딕" w:cs="맑은 고딕"/>
           <w:color w:val="000000"/>
+          <w:u w:val="single"/>
         </w:rPr>
         <w:t>[1] 행정청이 폐기물처리사업계획서의 적합 여부를 판단하는 방법 및 폐기물처리사업계획서의 적합 여부 결정에 관하여 행정청에 광범위한 재량권이 인정되는지 여부(적극) / 법원이 적합 여부 결정과 관련한 행정청의 재량권 일탈·남용 여부를 심사하는 방법 / 장래에 발생할 불확실한 상황과 파급효과에 대한 예측이 필요한 요건에 관한 행정청의 재량적 판단은 폭넓게 존중되어야 하는지 여부(원칙적 적극)</w:t>
       </w:r>
@@ -579,6 +454,7 @@
         <w:rPr>
           <w:rFonts w:ascii="맑은 고딕" w:hAnsi="맑은 고딕" w:eastAsia="맑은 고딕" w:cs="맑은 고딕"/>
           <w:color w:val="000000"/>
+          <w:u w:val="single"/>
         </w:rPr>
         <w:t>[2] 처분이 재량권을 일탈·남용했다는 사정에 관한 증명책임의 소재(=처분의 효력을 다투는 자) / 행정청이 처분서에 불확정개념으로 규정된 법령상 허가기준 등을 충족하지 못했다는 취지만 간략히 기재하여 폐기물처리사업계획서 반려 내지 부적합 통보를 한 경우, 이에 대한 취소소송절차에서 행정청이 구체적 불허가사유를 분명히 해야 하는지 여부(적극) 및 이 경우 원고는 구체적 불허가사유에 관한 판단과 근거에 재량권 일탈·남용의 위법을 밝히기 위해 소송절차에서 추가적인 주장과 자료를 제출할 필요가 있는지 여부(적극)</w:t>
       </w:r>
@@ -634,6 +510,13 @@
           <w:rFonts w:ascii="맑은 고딕" w:hAnsi="맑은 고딕" w:eastAsia="맑은 고딕" w:cs="맑은 고딕"/>
           <w:color w:val="000000"/>
         </w:rPr>
+        <w:br/>
+      </w:r>
+      <w:r>
+        <w:rPr>
+          <w:rFonts w:ascii="맑은 고딕" w:hAnsi="맑은 고딕" w:eastAsia="맑은 고딕" w:cs="맑은 고딕"/>
+          <w:color w:val="000000"/>
+        </w:rPr>
         <w:t>② 피고가 반려처분서에 처분사유를 ‘폐기물관리법 제25조 제7항 및 이 사건 지침 제3조에 따른 주민 건강 및 주변 환경 영향 여부를 확인하기 위한 주민동의서 미제출’이라고만 기재하였으나, 이 사건 소송과정에서 ① 비산먼지나 그 밖의 오염물질이 가까운 거리에 있는 주민생활에 영향을 줄 우려가 있고, ② 「소음·진동관리법 시행규칙」 제2조의2 [별표 1]에 의해 소음·진동배출시설로 규정된 분쇄시설을 운영할 때 소음·진동 발생이 우려되며, ③ 화재 사례가 빈번한 폐합성수지류 보관 및 처리 중 화재 발생 시 산불로의 확산이 우려되고, ④ 연간 14,400t의 폐기물 반입과 9,000t의 제품 출하를 위해 대형트럭이 빈번하게 출입하여 인근 지역의 교통 위험을 증가시키며, ⑤ 기존 축사가 입지하고 있는 곳에 추가적인 환경오염 유발시설이 입지할 경우 주변 환경오염이 가중된다는 등으로 처분사유로 기재되어 있던 주민의 건강과 주변 환경에의 영향이라는 불확정개념을 구체화하였다.</w:t>
       </w:r>
       <w:r>
@@ -648,6 +531,13 @@
           <w:rFonts w:ascii="맑은 고딕" w:hAnsi="맑은 고딕" w:eastAsia="맑은 고딕" w:cs="맑은 고딕"/>
           <w:color w:val="000000"/>
         </w:rPr>
+        <w:br/>
+      </w:r>
+      <w:r>
+        <w:rPr>
+          <w:rFonts w:ascii="맑은 고딕" w:hAnsi="맑은 고딕" w:eastAsia="맑은 고딕" w:cs="맑은 고딕"/>
+          <w:color w:val="000000"/>
+        </w:rPr>
         <w:t>③ 이 사건 폐기물처리사업계획서에 의하면, 원고가 운영하려는 폐기물처리시설에는 1일 약 48t의 폐합성수지류 폐기물이 운반되는데, 그 폐기물처리시설에서는 이를 선별하고 분쇄하여 고형연료제품(비성형)을 1일 약 12t, 중간가공 폐기물을 1일 약 18t씩 생산하겠다는 것인바, 이와 같은 폐기물 처리과정에서는 소음, 분진, 진동이 발생하고, 폐기물과 제품 운반과정에서도 비산먼지 및 매연으로 인한 대기오염이 발생할 수 있을 것으로 보인다.</w:t>
       </w:r>
       <w:r>
@@ -662,6 +552,13 @@
           <w:rFonts w:ascii="맑은 고딕" w:hAnsi="맑은 고딕" w:eastAsia="맑은 고딕" w:cs="맑은 고딕"/>
           <w:color w:val="000000"/>
         </w:rPr>
+        <w:br/>
+      </w:r>
+      <w:r>
+        <w:rPr>
+          <w:rFonts w:ascii="맑은 고딕" w:hAnsi="맑은 고딕" w:eastAsia="맑은 고딕" w:cs="맑은 고딕"/>
+          <w:color w:val="000000"/>
+        </w:rPr>
         <w:t>④ 그런데 이 사건 폐기물처리사업계획서에 주변 환경에 대한 영향을 방지하기 위한 시설로서 구체적으로 기재되어 있는 것은 선별·분쇄과정에서 발생하는 비산먼지를 방지하기 위한 여과집진시설 1대뿐이다.</w:t>
       </w:r>
       <w:r>
@@ -676,6 +573,15 @@
           <w:rFonts w:ascii="맑은 고딕" w:hAnsi="맑은 고딕" w:eastAsia="맑은 고딕" w:cs="맑은 고딕"/>
           <w:color w:val="000000"/>
         </w:rPr>
+        <w:br/>
+      </w:r>
+      <w:r>
+        <w:rPr>
+          <w:rFonts w:ascii="맑은 고딕" w:hAnsi="맑은 고딕" w:eastAsia="맑은 고딕" w:cs="맑은 고딕"/>
+          <w:color w:val="000000"/>
+          <w:u w:val="single"/>
+          <w:shd w:val="clear" w:color="auto" w:fill="FFF2CC"/>
+        </w:rPr>
         <w:t>⑤ 따라서 그것만으로는 폐기물처리시설로 인하여 발생할 수 있는 환경상의 악영향을 방지하는 것이 불가능하다고 본 피고의 판단이 불합리하다고 할 수 없다.</w:t>
       </w:r>
       <w:r>
@@ -690,6 +596,13 @@
           <w:rFonts w:ascii="맑은 고딕" w:hAnsi="맑은 고딕" w:eastAsia="맑은 고딕" w:cs="맑은 고딕"/>
           <w:color w:val="000000"/>
         </w:rPr>
+        <w:br/>
+      </w:r>
+      <w:r>
+        <w:rPr>
+          <w:rFonts w:ascii="맑은 고딕" w:hAnsi="맑은 고딕" w:eastAsia="맑은 고딕" w:cs="맑은 고딕"/>
+          <w:color w:val="000000"/>
+        </w:rPr>
         <w:t>⑥ 원고는 위 폐기물처리시설로 매일 약 48t의 폐기물을 운반하고, 폐기물처리시설에서 약 30t의 가공된 제품을 출하할 예정이다.</w:t>
       </w:r>
       <w:r>
@@ -704,6 +617,13 @@
           <w:rFonts w:ascii="맑은 고딕" w:hAnsi="맑은 고딕" w:eastAsia="맑은 고딕" w:cs="맑은 고딕"/>
           <w:color w:val="000000"/>
         </w:rPr>
+        <w:br/>
+      </w:r>
+      <w:r>
+        <w:rPr>
+          <w:rFonts w:ascii="맑은 고딕" w:hAnsi="맑은 고딕" w:eastAsia="맑은 고딕" w:cs="맑은 고딕"/>
+          <w:color w:val="000000"/>
+        </w:rPr>
         <w:t>⑦ 폐기물 운반 및 제품 출하를 위하여 대형트럭이 빈번하게 출입하는 상황은 인근 지역의 교통 위험을 증가시키는 요인이 될 수 있다.</w:t>
       </w:r>
       <w:r>
@@ -718,6 +638,13 @@
           <w:rFonts w:ascii="맑은 고딕" w:hAnsi="맑은 고딕" w:eastAsia="맑은 고딕" w:cs="맑은 고딕"/>
           <w:color w:val="000000"/>
         </w:rPr>
+        <w:br/>
+      </w:r>
+      <w:r>
+        <w:rPr>
+          <w:rFonts w:ascii="맑은 고딕" w:hAnsi="맑은 고딕" w:eastAsia="맑은 고딕" w:cs="맑은 고딕"/>
+          <w:color w:val="000000"/>
+        </w:rPr>
         <w:t>⑧ 환경이 오염되면 원상회복이 거의 불가능한 경우가 많아 사후적 규제만으로 환경오염으로 인한 피해를 회복하는 데 한계가 있다.</w:t>
       </w:r>
       <w:r>
@@ -732,6 +659,15 @@
           <w:rFonts w:ascii="맑은 고딕" w:hAnsi="맑은 고딕" w:eastAsia="맑은 고딕" w:cs="맑은 고딕"/>
           <w:color w:val="000000"/>
         </w:rPr>
+        <w:br/>
+      </w:r>
+      <w:r>
+        <w:rPr>
+          <w:rFonts w:ascii="맑은 고딕" w:hAnsi="맑은 고딕" w:eastAsia="맑은 고딕" w:cs="맑은 고딕"/>
+          <w:color w:val="000000"/>
+          <w:u w:val="single"/>
+          <w:shd w:val="clear" w:color="auto" w:fill="FFF2CC"/>
+        </w:rPr>
         <w:t>⑨ 환경이 심각하게 오염될 우려가 있는 경우에는 이를 미리 방지하는 것이 중요한데, 현재 원고가 제출한 증거만으로는 ‘주민들의 건강이나 주변 환경에 영향을 미칠 우려’를 처분사유로 하는 반려처분에 비례의 원칙 위반 등 재량권을 일탈·남용한 위법이 있다고 단정하기 어렵다.</w:t>
       </w:r>
       <w:r>
@@ -746,6 +682,15 @@
           <w:rFonts w:ascii="맑은 고딕" w:hAnsi="맑은 고딕" w:eastAsia="맑은 고딕" w:cs="맑은 고딕"/>
           <w:color w:val="000000"/>
         </w:rPr>
+        <w:br/>
+      </w:r>
+      <w:r>
+        <w:rPr>
+          <w:rFonts w:ascii="맑은 고딕" w:hAnsi="맑은 고딕" w:eastAsia="맑은 고딕" w:cs="맑은 고딕"/>
+          <w:color w:val="000000"/>
+          <w:u w:val="single"/>
+          <w:shd w:val="clear" w:color="auto" w:fill="FFF2CC"/>
+        </w:rPr>
         <w:t>⑩ 따라서 원심으로서는 단순히 피고가 보완서류 미이행(주민동의서 미제출)을 이유로 반려처분을 하였다는 전제에서 그 반려처분에 재량권 일탈·남용의 위법이 있다고 단정할 것이 아니라, 원고로 하여금 폐기물처리시설 예정지의 자연환경, 기반시설과 인근의 주거시설, 상업시설, 산업시설, 근린생활시설 등의 위치, 규모 및 현황을 확인할 수 있는 자료 및 원고가 운영할 폐기물처리시설이 주민들의 건강과 주변 환경에 어떠한 영향을 주는지에 관한 주장 및 자료를 제출하게 하여 그 폐기물처리시설로 인한 ‘주민들의 건강이나 주변 환경에의 영향’의 유무 및 그 정도를 심리하였어야 한다.</w:t>
       </w:r>
       <w:r>
@@ -760,6 +705,15 @@
           <w:rFonts w:ascii="맑은 고딕" w:hAnsi="맑은 고딕" w:eastAsia="맑은 고딕" w:cs="맑은 고딕"/>
           <w:color w:val="000000"/>
         </w:rPr>
+        <w:br/>
+      </w:r>
+      <w:r>
+        <w:rPr>
+          <w:rFonts w:ascii="맑은 고딕" w:hAnsi="맑은 고딕" w:eastAsia="맑은 고딕" w:cs="맑은 고딕"/>
+          <w:color w:val="000000"/>
+          <w:u w:val="single"/>
+          <w:shd w:val="clear" w:color="auto" w:fill="FFF2CC"/>
+        </w:rPr>
         <w:t>⑪ 그럼에도 원심은 그에 관한 조치를 취하거나 심리를 하지 않고, 곧바로 피고의 반려처분에 재량권을 일탈·남용한 위법이 있다고 판단하였다.</w:t>
       </w:r>
       <w:r>
@@ -773,6 +727,14 @@
         <w:rPr>
           <w:rFonts w:ascii="맑은 고딕" w:hAnsi="맑은 고딕" w:eastAsia="맑은 고딕" w:cs="맑은 고딕"/>
           <w:color w:val="000000"/>
+        </w:rPr>
+        <w:br/>
+      </w:r>
+      <w:r>
+        <w:rPr>
+          <w:rFonts w:ascii="맑은 고딕" w:hAnsi="맑은 고딕" w:eastAsia="맑은 고딕" w:cs="맑은 고딕"/>
+          <w:color w:val="000000"/>
+          <w:u w:val="single"/>
         </w:rPr>
         <w:t>⑫ 이러한 원심판단에는 폐기물관리법상 폐기물처리사업계획서 적합 통보 여부에 관한 심사기준과 그 범위, 불확정개념을 처분사유로 한 경우의 그 해석과 심리방법, 재량권 일탈·남용에 대한 주장·증명책임 등에 관한 법리를 오해하여 필요한 심리를 다하지 않음으로써 판결에 영향을 미친 잘못이 있다.</w:t>
       </w:r>

--- a/블로그글작성/판례/폐기물_대법원_시리즈/판례_대법원2023두35661_폐기물처리사업계획서반려행정청재량은어디까지일까요.docx
+++ b/블로그글작성/판례/폐기물_대법원_시리즈/판례_대법원2023두35661_폐기물처리사업계획서반려행정청재량은어디까지일까요.docx
@@ -578,9 +578,9 @@
       <w:r>
         <w:rPr>
           <w:rFonts w:ascii="맑은 고딕" w:hAnsi="맑은 고딕" w:eastAsia="맑은 고딕" w:cs="맑은 고딕"/>
+          <w:b/>
           <w:color w:val="000000"/>
           <w:u w:val="single"/>
-          <w:shd w:val="clear" w:color="auto" w:fill="FFF2CC"/>
         </w:rPr>
         <w:t>⑤ 따라서 그것만으로는 폐기물처리시설로 인하여 발생할 수 있는 환경상의 악영향을 방지하는 것이 불가능하다고 본 피고의 판단이 불합리하다고 할 수 없다.</w:t>
       </w:r>
@@ -664,9 +664,9 @@
       <w:r>
         <w:rPr>
           <w:rFonts w:ascii="맑은 고딕" w:hAnsi="맑은 고딕" w:eastAsia="맑은 고딕" w:cs="맑은 고딕"/>
+          <w:b/>
           <w:color w:val="000000"/>
           <w:u w:val="single"/>
-          <w:shd w:val="clear" w:color="auto" w:fill="FFF2CC"/>
         </w:rPr>
         <w:t>⑨ 환경이 심각하게 오염될 우려가 있는 경우에는 이를 미리 방지하는 것이 중요한데, 현재 원고가 제출한 증거만으로는 ‘주민들의 건강이나 주변 환경에 영향을 미칠 우려’를 처분사유로 하는 반려처분에 비례의 원칙 위반 등 재량권을 일탈·남용한 위법이 있다고 단정하기 어렵다.</w:t>
       </w:r>
@@ -687,9 +687,9 @@
       <w:r>
         <w:rPr>
           <w:rFonts w:ascii="맑은 고딕" w:hAnsi="맑은 고딕" w:eastAsia="맑은 고딕" w:cs="맑은 고딕"/>
+          <w:b/>
           <w:color w:val="000000"/>
           <w:u w:val="single"/>
-          <w:shd w:val="clear" w:color="auto" w:fill="FFF2CC"/>
         </w:rPr>
         <w:t>⑩ 따라서 원심으로서는 단순히 피고가 보완서류 미이행(주민동의서 미제출)을 이유로 반려처분을 하였다는 전제에서 그 반려처분에 재량권 일탈·남용의 위법이 있다고 단정할 것이 아니라, 원고로 하여금 폐기물처리시설 예정지의 자연환경, 기반시설과 인근의 주거시설, 상업시설, 산업시설, 근린생활시설 등의 위치, 규모 및 현황을 확인할 수 있는 자료 및 원고가 운영할 폐기물처리시설이 주민들의 건강과 주변 환경에 어떠한 영향을 주는지에 관한 주장 및 자료를 제출하게 하여 그 폐기물처리시설로 인한 ‘주민들의 건강이나 주변 환경에의 영향’의 유무 및 그 정도를 심리하였어야 한다.</w:t>
       </w:r>
@@ -710,9 +710,9 @@
       <w:r>
         <w:rPr>
           <w:rFonts w:ascii="맑은 고딕" w:hAnsi="맑은 고딕" w:eastAsia="맑은 고딕" w:cs="맑은 고딕"/>
+          <w:b/>
           <w:color w:val="000000"/>
           <w:u w:val="single"/>
-          <w:shd w:val="clear" w:color="auto" w:fill="FFF2CC"/>
         </w:rPr>
         <w:t>⑪ 그럼에도 원심은 그에 관한 조치를 취하거나 심리를 하지 않고, 곧바로 피고의 반려처분에 재량권을 일탈·남용한 위법이 있다고 판단하였다.</w:t>
       </w:r>

--- a/블로그글작성/판례/폐기물_대법원_시리즈/판례_대법원2023두35661_폐기물처리사업계획서반려행정청재량은어디까지일까요.docx
+++ b/블로그글작성/판례/폐기물_대법원_시리즈/판례_대법원2023두35661_폐기물처리사업계획서반려행정청재량은어디까지일까요.docx
@@ -1340,6 +1340,32 @@
         </w:tc>
       </w:tr>
     </w:tbl>
+    <w:p>
+      <w:pPr>
+        <w:pStyle w:val="2"/>
+      </w:pPr>
+      <w:r>
+        <w:t>핵심 요약</w:t>
+      </w:r>
+    </w:p>
+    <w:p>
+      <w:pPr/>
+      <w:r>
+        <w:t>폐기물처리사업계획서의 적합 여부 판단에는 행정청에 광범위한 재량이 인정됩니다.</w:t>
+      </w:r>
+    </w:p>
+    <w:p>
+      <w:pPr/>
+      <w:r>
+        <w:t>대법원은 처분이 재량권을 일탈·남용했다는 점은 이를 다투는 원고가 증명해야 하며, 행정청이 처분서에 간략히 적었더라도 소송에서 구체적 불허가 사유를 밝히면 된다고 보았습니다.</w:t>
+      </w:r>
+    </w:p>
+    <w:p>
+      <w:pPr/>
+      <w:r>
+        <w:t>사업계획서가 반려되면 원고는 소송에서 구체적 사유를 확인한 뒤 재량권 일탈·남용을 입증할 자료를 적극적으로 제출해야 합니다.</w:t>
+      </w:r>
+    </w:p>
     <w:p>
       <w:pPr>
         <w:pStyle w:val="note"/>
